--- a/06_可直接打开的Word版/01_计划与每日笔记__11_每天开新对话复制这段.docx
+++ b/06_可直接打开的Word版/01_计划与每日笔记__11_每天开新对话复制这段.docx
@@ -3,11 +3,11 @@
 <w:document xmlns:wpc="http://schemas.microsoft.com/office/word/2010/wordprocessingCanvas" xmlns:mo="http://schemas.microsoft.com/office/mac/office/2008/main" xmlns:mc="http://schemas.openxmlformats.org/markup-compatibility/2006" xmlns:mv="urn:schemas-microsoft-com:mac:vml" xmlns:o="urn:schemas-microsoft-com:office:office" xmlns:r="http://schemas.openxmlformats.org/officeDocument/2006/relationships" xmlns:m="http://schemas.openxmlformats.org/officeDocument/2006/math" xmlns:v="urn:schemas-microsoft-com:vml" xmlns:wp14="http://schemas.microsoft.com/office/word/2010/wordprocessingDrawing" xmlns:wp="http://schemas.openxmlformats.org/drawingml/2006/wordprocessingDrawing" xmlns:w10="urn:schemas-microsoft-com:office:word" xmlns:w="http://schemas.openxmlformats.org/wordprocessingml/2006/main" xmlns:w14="http://schemas.microsoft.com/office/word/2010/wordml" xmlns:wpg="http://schemas.microsoft.com/office/word/2010/wordprocessingGroup" xmlns:wpi="http://schemas.microsoft.com/office/word/2010/wordprocessingInk" xmlns:wne="http://schemas.microsoft.com/office/word/2006/wordml" xmlns:wps="http://schemas.microsoft.com/office/word/2010/wordprocessingShape" mc:Ignorable="w14 wp14">
   <w:body>
     <w:p>
-      <w:pPr>
-        <w:pStyle w:val="Heading1"/>
-      </w:pPr>
       <w:r>
-        <w:t>每天开新对话复制这段</w:t>
+        <w:rPr>
+          <w:rFonts w:ascii="Microsoft YaHei" w:hAnsi="Microsoft YaHei" w:eastAsia="Microsoft YaHei"/>
+        </w:rPr>
+        <w:t>﻿# 每天开新对话复制这段</w:t>
       </w:r>
     </w:p>
     <w:p/>
@@ -15,7 +15,6 @@
       <w:r>
         <w:rPr>
           <w:rFonts w:ascii="Microsoft YaHei" w:hAnsi="Microsoft YaHei" w:eastAsia="Microsoft YaHei"/>
-          <w:sz w:val="22"/>
         </w:rPr>
         <w:t>把下面这一段复制到每天的新对话开头即可。</w:t>
       </w:r>
@@ -25,7 +24,6 @@
       <w:r>
         <w:rPr>
           <w:rFonts w:ascii="Microsoft YaHei" w:hAnsi="Microsoft YaHei" w:eastAsia="Microsoft YaHei"/>
-          <w:sz w:val="22"/>
         </w:rPr>
         <w:t>---</w:t>
       </w:r>
@@ -35,7 +33,6 @@
       <w:r>
         <w:rPr>
           <w:rFonts w:ascii="Microsoft YaHei" w:hAnsi="Microsoft YaHei" w:eastAsia="Microsoft YaHei"/>
-          <w:sz w:val="22"/>
         </w:rPr>
         <w:t>我正在准备 2026年6月17日 医学统计学期末考试。</w:t>
       </w:r>
@@ -44,7 +41,6 @@
       <w:r>
         <w:rPr>
           <w:rFonts w:ascii="Microsoft YaHei" w:hAnsi="Microsoft YaHei" w:eastAsia="Microsoft YaHei"/>
-          <w:sz w:val="22"/>
         </w:rPr>
         <w:t>复习包位置：`D:\医学统计学期末冲刺复习包`。</w:t>
       </w:r>
@@ -53,7 +49,6 @@
       <w:r>
         <w:rPr>
           <w:rFonts w:ascii="Microsoft YaHei" w:hAnsi="Microsoft YaHei" w:eastAsia="Microsoft YaHei"/>
-          <w:sz w:val="22"/>
         </w:rPr>
         <w:t>当前执行的是 2026年6月8日模拟考前加速版计划，不再使用旧版慢速计划。</w:t>
       </w:r>
@@ -63,7 +58,6 @@
       <w:r>
         <w:rPr>
           <w:rFonts w:ascii="Microsoft YaHei" w:hAnsi="Microsoft YaHei" w:eastAsia="Microsoft YaHei"/>
-          <w:sz w:val="22"/>
         </w:rPr>
         <w:t>时间线请按：</w:t>
       </w:r>
@@ -76,7 +70,6 @@
       <w:r>
         <w:rPr>
           <w:rFonts w:ascii="Microsoft YaHei" w:hAnsi="Microsoft YaHei" w:eastAsia="Microsoft YaHei"/>
-          <w:sz w:val="22"/>
         </w:rPr>
         <w:t>2026年5月28日：Day00，准备日。</w:t>
       </w:r>
@@ -88,7 +81,6 @@
       <w:r>
         <w:rPr>
           <w:rFonts w:ascii="Microsoft YaHei" w:hAnsi="Microsoft YaHei" w:eastAsia="Microsoft YaHei"/>
-          <w:sz w:val="22"/>
         </w:rPr>
         <w:t>2026年5月29日：Day01，绪论 + SPSS 入门。</w:t>
       </w:r>
@@ -100,7 +92,6 @@
       <w:r>
         <w:rPr>
           <w:rFonts w:ascii="Microsoft YaHei" w:hAnsi="Microsoft YaHei" w:eastAsia="Microsoft YaHei"/>
-          <w:sz w:val="22"/>
         </w:rPr>
         <w:t>2026年5月30日：Day02，计量资料描述 + 正态分布 + Explore。</w:t>
       </w:r>
@@ -112,7 +103,6 @@
       <w:r>
         <w:rPr>
           <w:rFonts w:ascii="Microsoft YaHei" w:hAnsi="Microsoft YaHei" w:eastAsia="Microsoft YaHei"/>
-          <w:sz w:val="22"/>
         </w:rPr>
         <w:t>2026年5月31日：Day03，参数估计 + 假设检验 + 三种 t 检验。</w:t>
       </w:r>
@@ -124,7 +114,6 @@
       <w:r>
         <w:rPr>
           <w:rFonts w:ascii="Microsoft YaHei" w:hAnsi="Microsoft YaHei" w:eastAsia="Microsoft YaHei"/>
-          <w:sz w:val="22"/>
         </w:rPr>
         <w:t>2026年6月8日：模拟考试。</w:t>
       </w:r>
@@ -136,7 +125,6 @@
       <w:r>
         <w:rPr>
           <w:rFonts w:ascii="Microsoft YaHei" w:hAnsi="Microsoft YaHei" w:eastAsia="Microsoft YaHei"/>
-          <w:sz w:val="22"/>
         </w:rPr>
         <w:t>2026年6月17日：正式期末考试。</w:t>
       </w:r>
@@ -146,7 +134,6 @@
       <w:r>
         <w:rPr>
           <w:rFonts w:ascii="Microsoft YaHei" w:hAnsi="Microsoft YaHei" w:eastAsia="Microsoft YaHei"/>
-          <w:sz w:val="22"/>
         </w:rPr>
         <w:t>请先查看 `13_时间线与文件命名说明.md` 和 `00_每日执行总表.md`，再根据今天的实际日期带我完成当天复习任务。</w:t>
       </w:r>
@@ -156,7 +143,6 @@
       <w:r>
         <w:rPr>
           <w:rFonts w:ascii="Microsoft YaHei" w:hAnsi="Microsoft YaHei" w:eastAsia="Microsoft YaHei"/>
-          <w:sz w:val="22"/>
         </w:rPr>
         <w:t>我的情况：</w:t>
       </w:r>
@@ -169,7 +155,6 @@
       <w:r>
         <w:rPr>
           <w:rFonts w:ascii="Microsoft YaHei" w:hAnsi="Microsoft YaHei" w:eastAsia="Microsoft YaHei"/>
-          <w:sz w:val="22"/>
         </w:rPr>
         <w:t>基础较弱，平日每天 1.5-2 小时，周末 4-5 小时。</w:t>
       </w:r>
@@ -181,7 +166,6 @@
       <w:r>
         <w:rPr>
           <w:rFonts w:ascii="Microsoft YaHei" w:hAnsi="Microsoft YaHei" w:eastAsia="Microsoft YaHei"/>
-          <w:sz w:val="22"/>
         </w:rPr>
         <w:t>SPSS 已安装，但试用期有限，要把 SPSS 操作训练前置。</w:t>
       </w:r>
@@ -193,7 +177,6 @@
       <w:r>
         <w:rPr>
           <w:rFonts w:ascii="Microsoft YaHei" w:hAnsi="Microsoft YaHei" w:eastAsia="Microsoft YaHei"/>
-          <w:sz w:val="22"/>
         </w:rPr>
         <w:t>我主要打开 `.docx` 阅读；`.md` 是编辑源文件。</w:t>
       </w:r>
@@ -205,7 +188,6 @@
       <w:r>
         <w:rPr>
           <w:rFonts w:ascii="Microsoft YaHei" w:hAnsi="Microsoft YaHei" w:eastAsia="Microsoft YaHei"/>
-          <w:sz w:val="22"/>
         </w:rPr>
         <w:t>不再使用 `.txt` 文件。</w:t>
       </w:r>
@@ -217,7 +199,6 @@
       <w:r>
         <w:rPr>
           <w:rFonts w:ascii="Microsoft YaHei" w:hAnsi="Microsoft YaHei" w:eastAsia="Microsoft YaHei"/>
-          <w:sz w:val="22"/>
         </w:rPr>
         <w:t>错题整理必须包含：原题、我的答案、正确答案、A-E 每个选项为什么对或错。</w:t>
       </w:r>
@@ -229,7 +210,6 @@
       <w:r>
         <w:rPr>
           <w:rFonts w:ascii="Microsoft YaHei" w:hAnsi="Microsoft YaHei" w:eastAsia="Microsoft YaHei"/>
-          <w:sz w:val="22"/>
         </w:rPr>
         <w:t>每天我说开始后，请先生成当天详细笔记，让我知道本日内容框架；笔记里尽量不要出现选择题原题，避免做题前被剧透。</w:t>
       </w:r>
@@ -241,7 +221,6 @@
       <w:r>
         <w:rPr>
           <w:rFonts w:ascii="Microsoft YaHei" w:hAnsi="Microsoft YaHei" w:eastAsia="Microsoft YaHei"/>
-          <w:sz w:val="22"/>
         </w:rPr>
         <w:t>流程顺序：详细笔记 -&gt; 我做题并发答案 -&gt; 批改和整理错题 -&gt; SPSS 实操练习 -&gt; 全部完成后同步 GitHub。</w:t>
       </w:r>
@@ -253,7 +232,6 @@
       <w:r>
         <w:rPr>
           <w:rFonts w:ascii="Microsoft YaHei" w:hAnsi="Microsoft YaHei" w:eastAsia="Microsoft YaHei"/>
-          <w:sz w:val="22"/>
         </w:rPr>
         <w:t>每次同步 GitHub 前必须更新 `README.md`。</w:t>
       </w:r>
@@ -265,7 +243,6 @@
       <w:r>
         <w:rPr>
           <w:rFonts w:ascii="Microsoft YaHei" w:hAnsi="Microsoft YaHei" w:eastAsia="Microsoft YaHei"/>
-          <w:sz w:val="22"/>
         </w:rPr>
         <w:t>如果学习结束时间在凌晨，默认仍算前一天学习的延续，不自动进入第二天学习，除非我明确要求。</w:t>
       </w:r>
@@ -275,7 +252,6 @@
       <w:r>
         <w:rPr>
           <w:rFonts w:ascii="Microsoft YaHei" w:hAnsi="Microsoft YaHei" w:eastAsia="Microsoft YaHei"/>
-          <w:sz w:val="22"/>
         </w:rPr>
         <w:t>今天是：请按实际日期填写，例如 `2026年5月31日`。</w:t>
       </w:r>
@@ -284,7 +260,6 @@
       <w:r>
         <w:rPr>
           <w:rFonts w:ascii="Microsoft YaHei" w:hAnsi="Microsoft YaHei" w:eastAsia="Microsoft YaHei"/>
-          <w:sz w:val="22"/>
         </w:rPr>
         <w:t>请带我完成今天的医学统计学复习，包括：</w:t>
       </w:r>
@@ -297,7 +272,6 @@
       <w:r>
         <w:rPr>
           <w:rFonts w:ascii="Microsoft YaHei" w:hAnsi="Microsoft YaHei" w:eastAsia="Microsoft YaHei"/>
-          <w:sz w:val="22"/>
         </w:rPr>
         <w:t>今天学什么概念。</w:t>
       </w:r>
@@ -309,7 +283,6 @@
       <w:r>
         <w:rPr>
           <w:rFonts w:ascii="Microsoft YaHei" w:hAnsi="Microsoft YaHei" w:eastAsia="Microsoft YaHei"/>
-          <w:sz w:val="22"/>
         </w:rPr>
         <w:t>做哪些选择题。</w:t>
       </w:r>
@@ -321,7 +294,6 @@
       <w:r>
         <w:rPr>
           <w:rFonts w:ascii="Microsoft YaHei" w:hAnsi="Microsoft YaHei" w:eastAsia="Microsoft YaHei"/>
-          <w:sz w:val="22"/>
         </w:rPr>
         <w:t>SPSS 练什么操作。</w:t>
       </w:r>
@@ -333,7 +305,6 @@
       <w:r>
         <w:rPr>
           <w:rFonts w:ascii="Microsoft YaHei" w:hAnsi="Microsoft YaHei" w:eastAsia="Microsoft YaHei"/>
-          <w:sz w:val="22"/>
         </w:rPr>
         <w:t>帮我讲不会的题。</w:t>
       </w:r>
@@ -345,7 +316,6 @@
       <w:r>
         <w:rPr>
           <w:rFonts w:ascii="Microsoft YaHei" w:hAnsi="Microsoft YaHei" w:eastAsia="Microsoft YaHei"/>
-          <w:sz w:val="22"/>
         </w:rPr>
         <w:t>最后总结今天必须记住的内容。</w:t>
       </w:r>
@@ -355,7 +325,6 @@
       <w:r>
         <w:rPr>
           <w:rFonts w:ascii="Microsoft YaHei" w:hAnsi="Microsoft YaHei" w:eastAsia="Microsoft YaHei"/>
-          <w:sz w:val="22"/>
         </w:rPr>
         <w:t>---</w:t>
       </w:r>
@@ -735,7 +704,7 @@
     <w:rsid w:val="00FC693F"/>
     <w:rPr>
       <w:rFonts w:ascii="Microsoft YaHei" w:hAnsi="Microsoft YaHei" w:eastAsia="Microsoft YaHei"/>
-      <w:sz w:val="22"/>
+      <w:sz w:val="21"/>
     </w:rPr>
   </w:style>
   <w:style w:type="paragraph" w:styleId="Header">

--- a/06_可直接打开的Word版/01_计划与每日笔记__11_每天开新对话复制这段.docx
+++ b/06_可直接打开的Word版/01_计划与每日笔记__11_每天开新对话复制这段.docx
@@ -4,18 +4,12 @@
   <w:body>
     <w:p>
       <w:r>
-        <w:rPr>
-          <w:rFonts w:ascii="Microsoft YaHei" w:hAnsi="Microsoft YaHei" w:eastAsia="Microsoft YaHei"/>
-        </w:rPr>
         <w:t>﻿# 每天开新对话复制这段</w:t>
       </w:r>
     </w:p>
     <w:p/>
     <w:p>
       <w:r>
-        <w:rPr>
-          <w:rFonts w:ascii="Microsoft YaHei" w:hAnsi="Microsoft YaHei" w:eastAsia="Microsoft YaHei"/>
-        </w:rPr>
         <w:t>把下面这一段复制到每天的新对话开头即可。</w:t>
       </w:r>
     </w:p>
@@ -23,42 +17,30 @@
     <w:p>
       <w:r>
         <w:rPr>
-          <w:rFonts w:ascii="Microsoft YaHei" w:hAnsi="Microsoft YaHei" w:eastAsia="Microsoft YaHei"/>
+          <w:sz w:val="18"/>
         </w:rPr>
-        <w:t>---</w:t>
+        <w:t>----------------------------------------</w:t>
       </w:r>
     </w:p>
     <w:p/>
     <w:p>
       <w:r>
-        <w:rPr>
-          <w:rFonts w:ascii="Microsoft YaHei" w:hAnsi="Microsoft YaHei" w:eastAsia="Microsoft YaHei"/>
-        </w:rPr>
         <w:t>我正在准备 2026年6月17日 医学统计学期末考试。</w:t>
       </w:r>
     </w:p>
     <w:p>
       <w:r>
-        <w:rPr>
-          <w:rFonts w:ascii="Microsoft YaHei" w:hAnsi="Microsoft YaHei" w:eastAsia="Microsoft YaHei"/>
-        </w:rPr>
         <w:t>复习包位置：`D:\医学统计学期末冲刺复习包`。</w:t>
       </w:r>
     </w:p>
     <w:p>
       <w:r>
-        <w:rPr>
-          <w:rFonts w:ascii="Microsoft YaHei" w:hAnsi="Microsoft YaHei" w:eastAsia="Microsoft YaHei"/>
-        </w:rPr>
-        <w:t>当前执行的是 2026年6月8日模拟考前加速版计划，不再使用旧版慢速计划。</w:t>
+        <w:t>当前执行的是 2026年6月11日考前极限保分计划，旧版计划只作归档回看，不作为当前执行依据。</w:t>
       </w:r>
     </w:p>
     <w:p/>
     <w:p>
       <w:r>
-        <w:rPr>
-          <w:rFonts w:ascii="Microsoft YaHei" w:hAnsi="Microsoft YaHei" w:eastAsia="Microsoft YaHei"/>
-        </w:rPr>
         <w:t>时间线请按：</w:t>
       </w:r>
     </w:p>
@@ -68,9 +50,6 @@
         <w:pStyle w:val="ListBullet"/>
       </w:pPr>
       <w:r>
-        <w:rPr>
-          <w:rFonts w:ascii="Microsoft YaHei" w:hAnsi="Microsoft YaHei" w:eastAsia="Microsoft YaHei"/>
-        </w:rPr>
         <w:t>2026年5月28日：Day00，准备日。</w:t>
       </w:r>
     </w:p>
@@ -79,9 +58,6 @@
         <w:pStyle w:val="ListBullet"/>
       </w:pPr>
       <w:r>
-        <w:rPr>
-          <w:rFonts w:ascii="Microsoft YaHei" w:hAnsi="Microsoft YaHei" w:eastAsia="Microsoft YaHei"/>
-        </w:rPr>
         <w:t>2026年5月29日：Day01，绪论 + SPSS 入门。</w:t>
       </w:r>
     </w:p>
@@ -90,9 +66,6 @@
         <w:pStyle w:val="ListBullet"/>
       </w:pPr>
       <w:r>
-        <w:rPr>
-          <w:rFonts w:ascii="Microsoft YaHei" w:hAnsi="Microsoft YaHei" w:eastAsia="Microsoft YaHei"/>
-        </w:rPr>
         <w:t>2026年5月30日：Day02，计量资料描述 + 正态分布 + Explore。</w:t>
       </w:r>
     </w:p>
@@ -101,9 +74,6 @@
         <w:pStyle w:val="ListBullet"/>
       </w:pPr>
       <w:r>
-        <w:rPr>
-          <w:rFonts w:ascii="Microsoft YaHei" w:hAnsi="Microsoft YaHei" w:eastAsia="Microsoft YaHei"/>
-        </w:rPr>
         <w:t>2026年5月31日：Day03，参数估计 + 假设检验 + 三种 t 检验。</w:t>
       </w:r>
     </w:p>
@@ -112,10 +82,7 @@
         <w:pStyle w:val="ListBullet"/>
       </w:pPr>
       <w:r>
-        <w:rPr>
-          <w:rFonts w:ascii="Microsoft YaHei" w:hAnsi="Microsoft YaHei" w:eastAsia="Microsoft YaHei"/>
-        </w:rPr>
-        <w:t>2026年6月8日：模拟考试。</w:t>
+        <w:t>2026年6月9日：模拟考试和薄弱点记录。</w:t>
       </w:r>
     </w:p>
     <w:p>
@@ -123,27 +90,26 @@
         <w:pStyle w:val="ListBullet"/>
       </w:pPr>
       <w:r>
-        <w:rPr>
-          <w:rFonts w:ascii="Microsoft YaHei" w:hAnsi="Microsoft YaHei" w:eastAsia="Microsoft YaHei"/>
-        </w:rPr>
+        <w:t>2026年6月11日-6月16日：考前极限保分复习，优先 SPSS。</w:t>
+      </w:r>
+    </w:p>
+    <w:p>
+      <w:pPr>
+        <w:pStyle w:val="ListBullet"/>
+      </w:pPr>
+      <w:r>
         <w:t>2026年6月17日：正式期末考试。</w:t>
       </w:r>
     </w:p>
     <w:p/>
     <w:p>
       <w:r>
-        <w:rPr>
-          <w:rFonts w:ascii="Microsoft YaHei" w:hAnsi="Microsoft YaHei" w:eastAsia="Microsoft YaHei"/>
-        </w:rPr>
-        <w:t>请先查看 `13_时间线与文件命名说明.md` 和 `00_每日执行总表.md`，再根据今天的实际日期带我完成当天复习任务。</w:t>
+        <w:t>请先查看 `00_总览与说明/13_时间线与文件命名说明.md`、`01_计划与每日笔记/00_每日执行总表.md` 和 `01_计划与每日笔记/16_6月11日考前极限保分计划.md`，再根据今天的实际日期带我完成当天复习任务。</w:t>
       </w:r>
     </w:p>
     <w:p/>
     <w:p>
       <w:r>
-        <w:rPr>
-          <w:rFonts w:ascii="Microsoft YaHei" w:hAnsi="Microsoft YaHei" w:eastAsia="Microsoft YaHei"/>
-        </w:rPr>
         <w:t>我的情况：</w:t>
       </w:r>
     </w:p>
@@ -153,9 +119,6 @@
         <w:pStyle w:val="ListBullet"/>
       </w:pPr>
       <w:r>
-        <w:rPr>
-          <w:rFonts w:ascii="Microsoft YaHei" w:hAnsi="Microsoft YaHei" w:eastAsia="Microsoft YaHei"/>
-        </w:rPr>
         <w:t>基础较弱，平日每天 1.5-2 小时，周末 4-5 小时。</w:t>
       </w:r>
     </w:p>
@@ -164,10 +127,7 @@
         <w:pStyle w:val="ListBullet"/>
       </w:pPr>
       <w:r>
-        <w:rPr>
-          <w:rFonts w:ascii="Microsoft YaHei" w:hAnsi="Microsoft YaHei" w:eastAsia="Microsoft YaHei"/>
-        </w:rPr>
-        <w:t>SPSS 已安装，但试用期有限，要把 SPSS 操作训练前置。</w:t>
+        <w:t>SPSS 已可稳定使用，要把 SPSS 操作训练前置。</w:t>
       </w:r>
     </w:p>
     <w:p>
@@ -175,9 +135,6 @@
         <w:pStyle w:val="ListBullet"/>
       </w:pPr>
       <w:r>
-        <w:rPr>
-          <w:rFonts w:ascii="Microsoft YaHei" w:hAnsi="Microsoft YaHei" w:eastAsia="Microsoft YaHei"/>
-        </w:rPr>
         <w:t>我主要打开 `.docx` 阅读；`.md` 是编辑源文件。</w:t>
       </w:r>
     </w:p>
@@ -186,10 +143,7 @@
         <w:pStyle w:val="ListBullet"/>
       </w:pPr>
       <w:r>
-        <w:rPr>
-          <w:rFonts w:ascii="Microsoft YaHei" w:hAnsi="Microsoft YaHei" w:eastAsia="Microsoft YaHei"/>
-        </w:rPr>
-        <w:t>不再使用 `.txt` 文件。</w:t>
+        <w:t>`.txt` 是纯文本备份，需要时可以打开。</w:t>
       </w:r>
     </w:p>
     <w:p>
@@ -197,9 +151,6 @@
         <w:pStyle w:val="ListBullet"/>
       </w:pPr>
       <w:r>
-        <w:rPr>
-          <w:rFonts w:ascii="Microsoft YaHei" w:hAnsi="Microsoft YaHei" w:eastAsia="Microsoft YaHei"/>
-        </w:rPr>
         <w:t>错题整理必须包含：原题、我的答案、正确答案、A-E 每个选项为什么对或错。</w:t>
       </w:r>
     </w:p>
@@ -208,9 +159,6 @@
         <w:pStyle w:val="ListBullet"/>
       </w:pPr>
       <w:r>
-        <w:rPr>
-          <w:rFonts w:ascii="Microsoft YaHei" w:hAnsi="Microsoft YaHei" w:eastAsia="Microsoft YaHei"/>
-        </w:rPr>
         <w:t>每天我说开始后，请先生成当天详细笔记，让我知道本日内容框架；笔记里尽量不要出现选择题原题，避免做题前被剧透。</w:t>
       </w:r>
     </w:p>
@@ -219,9 +167,6 @@
         <w:pStyle w:val="ListBullet"/>
       </w:pPr>
       <w:r>
-        <w:rPr>
-          <w:rFonts w:ascii="Microsoft YaHei" w:hAnsi="Microsoft YaHei" w:eastAsia="Microsoft YaHei"/>
-        </w:rPr>
         <w:t>流程顺序：详细笔记 -&gt; 我做题并发答案 -&gt; 批改和整理错题 -&gt; SPSS 实操练习 -&gt; 全部完成后同步 GitHub。</w:t>
       </w:r>
     </w:p>
@@ -230,9 +175,6 @@
         <w:pStyle w:val="ListBullet"/>
       </w:pPr>
       <w:r>
-        <w:rPr>
-          <w:rFonts w:ascii="Microsoft YaHei" w:hAnsi="Microsoft YaHei" w:eastAsia="Microsoft YaHei"/>
-        </w:rPr>
         <w:t>每次同步 GitHub 前必须更新 `README.md`。</w:t>
       </w:r>
     </w:p>
@@ -241,26 +183,17 @@
         <w:pStyle w:val="ListBullet"/>
       </w:pPr>
       <w:r>
-        <w:rPr>
-          <w:rFonts w:ascii="Microsoft YaHei" w:hAnsi="Microsoft YaHei" w:eastAsia="Microsoft YaHei"/>
-        </w:rPr>
         <w:t>如果学习结束时间在凌晨，默认仍算前一天学习的延续，不自动进入第二天学习，除非我明确要求。</w:t>
       </w:r>
     </w:p>
     <w:p/>
     <w:p>
       <w:r>
-        <w:rPr>
-          <w:rFonts w:ascii="Microsoft YaHei" w:hAnsi="Microsoft YaHei" w:eastAsia="Microsoft YaHei"/>
-        </w:rPr>
         <w:t>今天是：请按实际日期填写，例如 `2026年5月31日`。</w:t>
       </w:r>
     </w:p>
     <w:p>
       <w:r>
-        <w:rPr>
-          <w:rFonts w:ascii="Microsoft YaHei" w:hAnsi="Microsoft YaHei" w:eastAsia="Microsoft YaHei"/>
-        </w:rPr>
         <w:t>请带我完成今天的医学统计学复习，包括：</w:t>
       </w:r>
     </w:p>
@@ -270,10 +203,7 @@
         <w:pStyle w:val="ListNumber"/>
       </w:pPr>
       <w:r>
-        <w:rPr>
-          <w:rFonts w:ascii="Microsoft YaHei" w:hAnsi="Microsoft YaHei" w:eastAsia="Microsoft YaHei"/>
-        </w:rPr>
-        <w:t>今天学什么概念。</w:t>
+        <w:t>今天最低必须掌握什么。</w:t>
       </w:r>
     </w:p>
     <w:p>
@@ -281,20 +211,6 @@
         <w:pStyle w:val="ListNumber"/>
       </w:pPr>
       <w:r>
-        <w:rPr>
-          <w:rFonts w:ascii="Microsoft YaHei" w:hAnsi="Microsoft YaHei" w:eastAsia="Microsoft YaHei"/>
-        </w:rPr>
-        <w:t>做哪些选择题。</w:t>
-      </w:r>
-    </w:p>
-    <w:p>
-      <w:pPr>
-        <w:pStyle w:val="ListNumber"/>
-      </w:pPr>
-      <w:r>
-        <w:rPr>
-          <w:rFonts w:ascii="Microsoft YaHei" w:hAnsi="Microsoft YaHei" w:eastAsia="Microsoft YaHei"/>
-        </w:rPr>
         <w:t>SPSS 练什么操作。</w:t>
       </w:r>
     </w:p>
@@ -303,9 +219,14 @@
         <w:pStyle w:val="ListNumber"/>
       </w:pPr>
       <w:r>
-        <w:rPr>
-          <w:rFonts w:ascii="Microsoft YaHei" w:hAnsi="Microsoft YaHei" w:eastAsia="Microsoft YaHei"/>
-        </w:rPr>
+        <w:t>做哪些选择题或错题。</w:t>
+      </w:r>
+    </w:p>
+    <w:p>
+      <w:pPr>
+        <w:pStyle w:val="ListNumber"/>
+      </w:pPr>
+      <w:r>
         <w:t>帮我讲不会的题。</w:t>
       </w:r>
     </w:p>
@@ -314,19 +235,16 @@
         <w:pStyle w:val="ListNumber"/>
       </w:pPr>
       <w:r>
-        <w:rPr>
-          <w:rFonts w:ascii="Microsoft YaHei" w:hAnsi="Microsoft YaHei" w:eastAsia="Microsoft YaHei"/>
-        </w:rPr>
-        <w:t>最后总结今天必须记住的内容。</w:t>
+        <w:t>最后总结今天必须记住的菜单、P值和结论模板。</w:t>
       </w:r>
     </w:p>
     <w:p/>
     <w:p>
       <w:r>
         <w:rPr>
-          <w:rFonts w:ascii="Microsoft YaHei" w:hAnsi="Microsoft YaHei" w:eastAsia="Microsoft YaHei"/>
+          <w:sz w:val="18"/>
         </w:rPr>
-        <w:t>---</w:t>
+        <w:t>----------------------------------------</w:t>
       </w:r>
     </w:p>
     <w:sectPr>
@@ -703,7 +621,7 @@
     <w:qFormat/>
     <w:rsid w:val="00FC693F"/>
     <w:rPr>
-      <w:rFonts w:ascii="Microsoft YaHei" w:hAnsi="Microsoft YaHei" w:eastAsia="Microsoft YaHei"/>
+      <w:rFonts w:ascii="Microsoft YaHei" w:hAnsi="Microsoft YaHei"/>
       <w:sz w:val="21"/>
     </w:rPr>
   </w:style>
